--- a/downloads/handouts/Unit 01/Handout 01.02 - Safe or Not Safe Scenario Cards.docx
+++ b/downloads/handouts/Unit 01/Handout 01.02 - Safe or Not Safe Scenario Cards.docx
@@ -54,10 +54,8 @@
         <w:tblLook w:firstRow="1"/>
       </w:tblPr>
       <w:tblGrid>
-        <w:gridCol w:w="2340"/>
-        <w:gridCol w:w="2340"/>
-        <w:gridCol w:w="2340"/>
-        <w:gridCol w:w="2340"/>
+        <w:gridCol w:w="4680"/>
+        <w:gridCol w:w="4680"/>
       </w:tblGrid>
       <w:tr>
         <w:trPr>
@@ -65,7 +63,7 @@
         </w:trPr>
         <w:tc>
           <w:tcPr>
-            <w:tcW w:type="dxa" w:w="2340"/>
+            <w:tcW w:type="dxa" w:w="4680"/>
             <w:tcBorders>
               <w:bottom w:val="single"/>
             </w:tcBorders>
@@ -83,43 +81,7 @@
         </w:tc>
         <w:tc>
           <w:tcPr>
-            <w:tcW w:type="dxa" w:w="2340"/>
-            <w:tcBorders>
-              <w:bottom w:val="single"/>
-            </w:tcBorders>
-            <w:vAlign w:val="bottom"/>
-          </w:tcPr>
-          <w:p>
-            <w:pPr>
-              <w:pStyle w:val="Compact"/>
-              <w:jc w:val="left"/>
-            </w:pPr>
-            <w:r>
-              <w:t xml:space="preserve">Turkish</w:t>
-            </w:r>
-          </w:p>
-        </w:tc>
-        <w:tc>
-          <w:tcPr>
-            <w:tcW w:type="dxa" w:w="2340"/>
-            <w:tcBorders>
-              <w:bottom w:val="single"/>
-            </w:tcBorders>
-            <w:vAlign w:val="bottom"/>
-          </w:tcPr>
-          <w:p>
-            <w:pPr>
-              <w:pStyle w:val="Compact"/>
-              <w:jc w:val="left"/>
-            </w:pPr>
-            <w:r>
-              <w:t xml:space="preserve">Portuguese</w:t>
-            </w:r>
-          </w:p>
-        </w:tc>
-        <w:tc>
-          <w:tcPr>
-            <w:tcW w:type="dxa" w:w="2340"/>
+            <w:tcW w:type="dxa" w:w="4680"/>
             <w:tcBorders>
               <w:bottom w:val="single"/>
             </w:tcBorders>
@@ -139,7 +101,7 @@
       <w:tr>
         <w:tc>
           <w:tcPr>
-            <w:tcW w:type="dxa" w:w="2340"/>
+            <w:tcW w:type="dxa" w:w="4680"/>
           </w:tcPr>
           <w:p>
             <w:pPr>
@@ -153,35 +115,7 @@
         </w:tc>
         <w:tc>
           <w:tcPr>
-            <w:tcW w:type="dxa" w:w="2340"/>
-          </w:tcPr>
-          <w:p>
-            <w:pPr>
-              <w:pStyle w:val="Compact"/>
-              <w:jc w:val="left"/>
-            </w:pPr>
-            <w:r>
-              <w:t xml:space="preserve">çiğ</w:t>
-            </w:r>
-          </w:p>
-        </w:tc>
-        <w:tc>
-          <w:tcPr>
-            <w:tcW w:type="dxa" w:w="2340"/>
-          </w:tcPr>
-          <w:p>
-            <w:pPr>
-              <w:pStyle w:val="Compact"/>
-              <w:jc w:val="left"/>
-            </w:pPr>
-            <w:r>
-              <w:t xml:space="preserve">cru</w:t>
-            </w:r>
-          </w:p>
-        </w:tc>
-        <w:tc>
-          <w:tcPr>
-            <w:tcW w:type="dxa" w:w="2340"/>
+            <w:tcW w:type="dxa" w:w="4680"/>
           </w:tcPr>
           <w:p>
             <w:pPr>
@@ -197,7 +131,7 @@
       <w:tr>
         <w:tc>
           <w:tcPr>
-            <w:tcW w:type="dxa" w:w="2340"/>
+            <w:tcW w:type="dxa" w:w="4680"/>
           </w:tcPr>
           <w:p>
             <w:pPr>
@@ -211,35 +145,7 @@
         </w:tc>
         <w:tc>
           <w:tcPr>
-            <w:tcW w:type="dxa" w:w="2340"/>
-          </w:tcPr>
-          <w:p>
-            <w:pPr>
-              <w:pStyle w:val="Compact"/>
-              <w:jc w:val="left"/>
-            </w:pPr>
-            <w:r>
-              <w:t xml:space="preserve">pişmiş</w:t>
-            </w:r>
-          </w:p>
-        </w:tc>
-        <w:tc>
-          <w:tcPr>
-            <w:tcW w:type="dxa" w:w="2340"/>
-          </w:tcPr>
-          <w:p>
-            <w:pPr>
-              <w:pStyle w:val="Compact"/>
-              <w:jc w:val="left"/>
-            </w:pPr>
-            <w:r>
-              <w:t xml:space="preserve">cozido</w:t>
-            </w:r>
-          </w:p>
-        </w:tc>
-        <w:tc>
-          <w:tcPr>
-            <w:tcW w:type="dxa" w:w="2340"/>
+            <w:tcW w:type="dxa" w:w="4680"/>
           </w:tcPr>
           <w:p>
             <w:pPr>
@@ -255,7 +161,7 @@
       <w:tr>
         <w:tc>
           <w:tcPr>
-            <w:tcW w:type="dxa" w:w="2340"/>
+            <w:tcW w:type="dxa" w:w="4680"/>
           </w:tcPr>
           <w:p>
             <w:pPr>
@@ -269,21 +175,7 @@
         </w:tc>
         <w:tc>
           <w:tcPr>
-            <w:tcW w:type="dxa" w:w="2340"/>
-          </w:tcPr>
-          <w:p>
-            <w:pPr>
-              <w:pStyle w:val="Compact"/>
-              <w:jc w:val="left"/>
-            </w:pPr>
-            <w:r>
-              <w:t xml:space="preserve">yıkamak</w:t>
-            </w:r>
-          </w:p>
-        </w:tc>
-        <w:tc>
-          <w:tcPr>
-            <w:tcW w:type="dxa" w:w="2340"/>
+            <w:tcW w:type="dxa" w:w="4680"/>
           </w:tcPr>
           <w:p>
             <w:pPr>
@@ -295,25 +187,11 @@
             </w:r>
           </w:p>
         </w:tc>
-        <w:tc>
-          <w:tcPr>
-            <w:tcW w:type="dxa" w:w="2340"/>
-          </w:tcPr>
-          <w:p>
-            <w:pPr>
-              <w:pStyle w:val="Compact"/>
-              <w:jc w:val="left"/>
-            </w:pPr>
-            <w:r>
-              <w:t xml:space="preserve">lavar</w:t>
-            </w:r>
-          </w:p>
-        </w:tc>
       </w:tr>
       <w:tr>
         <w:tc>
           <w:tcPr>
-            <w:tcW w:type="dxa" w:w="2340"/>
+            <w:tcW w:type="dxa" w:w="4680"/>
           </w:tcPr>
           <w:p>
             <w:pPr>
@@ -327,35 +205,7 @@
         </w:tc>
         <w:tc>
           <w:tcPr>
-            <w:tcW w:type="dxa" w:w="2340"/>
-          </w:tcPr>
-          <w:p>
-            <w:pPr>
-              <w:pStyle w:val="Compact"/>
-              <w:jc w:val="left"/>
-            </w:pPr>
-            <w:r>
-              <w:t xml:space="preserve">havlu</w:t>
-            </w:r>
-          </w:p>
-        </w:tc>
-        <w:tc>
-          <w:tcPr>
-            <w:tcW w:type="dxa" w:w="2340"/>
-          </w:tcPr>
-          <w:p>
-            <w:pPr>
-              <w:pStyle w:val="Compact"/>
-              <w:jc w:val="left"/>
-            </w:pPr>
-            <w:r>
-              <w:t xml:space="preserve">toalha</w:t>
-            </w:r>
-          </w:p>
-        </w:tc>
-        <w:tc>
-          <w:tcPr>
-            <w:tcW w:type="dxa" w:w="2340"/>
+            <w:tcW w:type="dxa" w:w="4680"/>
           </w:tcPr>
           <w:p>
             <w:pPr>

--- a/downloads/handouts/Unit 01/Handout 01.02 - Safe or Not Safe Scenario Cards.docx
+++ b/downloads/handouts/Unit 01/Handout 01.02 - Safe or Not Safe Scenario Cards.docx
@@ -837,7 +837,7 @@
         <w:pStyle w:val="BodyText"/>
       </w:pPr>
       <w:r>
-        <w:t xml:space="preserve">Grade 8 stretch: rank your Not Safe cards from most likely to make someone sick (1) to least likely (8). Write one sentence for your number 1 that uses the words bacteria and ready-to-eat.</w:t>
+        <w:t xml:space="preserve">Grade 8 stretch: (a) Rank your Not Safe cards from 1 to 8. Number 1 is the most likely to make someone sick. Number 8 is the least likely. (b) Write one sentence about your number 1. Use the words bacteria and ready-to-eat.</w:t>
       </w:r>
     </w:p>
     <w:sectPr>
